--- a/fuentes/621602_CF07_DU.docx
+++ b/fuentes/621602_CF07_DU.docx
@@ -178,23 +178,7 @@
                                 <w:rStyle w:val="Extranjerismo"/>
                                 <w:lang w:val="es-MX"/>
                               </w:rPr>
-                              <w:t xml:space="preserve">Front office: </w:t>
-                            </w:r>
-                            <w:proofErr w:type="spellStart"/>
-                            <w:r>
-                              <w:rPr>
-                                <w:rStyle w:val="Extranjerismo"/>
-                                <w:lang w:val="es-MX"/>
-                              </w:rPr>
-                              <w:t>check</w:t>
-                            </w:r>
-                            <w:proofErr w:type="spellEnd"/>
-                            <w:r>
-                              <w:rPr>
-                                <w:rStyle w:val="Extranjerismo"/>
-                                <w:lang w:val="es-MX"/>
-                              </w:rPr>
-                              <w:t>-in</w:t>
+                              <w:t>Front office: check-in</w:t>
                             </w:r>
                           </w:p>
                         </w:txbxContent>
@@ -236,23 +220,7 @@
                           <w:rStyle w:val="Extranjerismo"/>
                           <w:lang w:val="es-MX"/>
                         </w:rPr>
-                        <w:t xml:space="preserve">Front office: </w:t>
-                      </w:r>
-                      <w:proofErr w:type="spellStart"/>
-                      <w:r>
-                        <w:rPr>
-                          <w:rStyle w:val="Extranjerismo"/>
-                          <w:lang w:val="es-MX"/>
-                        </w:rPr>
-                        <w:t>check</w:t>
-                      </w:r>
-                      <w:proofErr w:type="spellEnd"/>
-                      <w:r>
-                        <w:rPr>
-                          <w:rStyle w:val="Extranjerismo"/>
-                          <w:lang w:val="es-MX"/>
-                        </w:rPr>
-                        <w:t>-in</w:t>
+                        <w:t>Front office: check-in</w:t>
                       </w:r>
                     </w:p>
                   </w:txbxContent>
@@ -629,7 +597,7 @@
           <w:r>
             <w:fldChar w:fldCharType="separate"/>
           </w:r>
-          <w:hyperlink w:anchor="_Toc231570974" w:history="1">
+          <w:hyperlink w:anchor="_Toc233456546" w:history="1">
             <w:r>
               <w:rPr>
                 <w:rStyle w:val="Hipervnculo"/>
@@ -656,7 +624,7 @@
                 <w:noProof/>
                 <w:webHidden/>
               </w:rPr>
-              <w:instrText xml:space="preserve"> PAGEREF _Toc231570974 \h </w:instrText>
+              <w:instrText xml:space="preserve"> PAGEREF _Toc233456546 \h </w:instrText>
             </w:r>
             <w:r>
               <w:rPr>
@@ -699,7 +667,7 @@
               <w14:ligatures w14:val="none"/>
             </w:rPr>
           </w:pPr>
-          <w:hyperlink w:anchor="_Toc231570975" w:history="1">
+          <w:hyperlink w:anchor="_Toc233456547" w:history="1">
             <w:r>
               <w:rPr>
                 <w:rStyle w:val="Hipervnculo"/>
@@ -744,7 +712,7 @@
                 <w:noProof/>
                 <w:webHidden/>
               </w:rPr>
-              <w:instrText xml:space="preserve"> PAGEREF _Toc231570975 \h </w:instrText>
+              <w:instrText xml:space="preserve"> PAGEREF _Toc233456547 \h </w:instrText>
             </w:r>
             <w:r>
               <w:rPr>
@@ -787,7 +755,7 @@
               <w14:ligatures w14:val="none"/>
             </w:rPr>
           </w:pPr>
-          <w:hyperlink w:anchor="_Toc231570976" w:history="1">
+          <w:hyperlink w:anchor="_Toc233456548" w:history="1">
             <w:r>
               <w:rPr>
                 <w:rStyle w:val="Hipervnculo"/>
@@ -832,7 +800,7 @@
                 <w:noProof/>
                 <w:webHidden/>
               </w:rPr>
-              <w:instrText xml:space="preserve"> PAGEREF _Toc231570976 \h </w:instrText>
+              <w:instrText xml:space="preserve"> PAGEREF _Toc233456548 \h </w:instrText>
             </w:r>
             <w:r>
               <w:rPr>
@@ -875,7 +843,7 @@
               <w14:ligatures w14:val="none"/>
             </w:rPr>
           </w:pPr>
-          <w:hyperlink w:anchor="_Toc231570977" w:history="1">
+          <w:hyperlink w:anchor="_Toc233456549" w:history="1">
             <w:r>
               <w:rPr>
                 <w:rStyle w:val="Hipervnculo"/>
@@ -920,7 +888,7 @@
                 <w:noProof/>
                 <w:webHidden/>
               </w:rPr>
-              <w:instrText xml:space="preserve"> PAGEREF _Toc231570977 \h </w:instrText>
+              <w:instrText xml:space="preserve"> PAGEREF _Toc233456549 \h </w:instrText>
             </w:r>
             <w:r>
               <w:rPr>
@@ -963,7 +931,7 @@
               <w14:ligatures w14:val="none"/>
             </w:rPr>
           </w:pPr>
-          <w:hyperlink w:anchor="_Toc231570978" w:history="1">
+          <w:hyperlink w:anchor="_Toc233456550" w:history="1">
             <w:r>
               <w:rPr>
                 <w:rStyle w:val="Hipervnculo"/>
@@ -1008,7 +976,7 @@
                 <w:noProof/>
                 <w:webHidden/>
               </w:rPr>
-              <w:instrText xml:space="preserve"> PAGEREF _Toc231570978 \h </w:instrText>
+              <w:instrText xml:space="preserve"> PAGEREF _Toc233456550 \h </w:instrText>
             </w:r>
             <w:r>
               <w:rPr>
@@ -1051,7 +1019,7 @@
               <w14:ligatures w14:val="none"/>
             </w:rPr>
           </w:pPr>
-          <w:hyperlink w:anchor="_Toc231570979" w:history="1">
+          <w:hyperlink w:anchor="_Toc233456551" w:history="1">
             <w:r>
               <w:rPr>
                 <w:rStyle w:val="Hipervnculo"/>
@@ -1081,7 +1049,14 @@
               <w:rPr>
                 <w:rStyle w:val="Extranjerismo"/>
               </w:rPr>
-              <w:t>check - in)</w:t>
+              <w:t>check - in</w:t>
+            </w:r>
+            <w:r>
+              <w:rPr>
+                <w:rStyle w:val="Hipervnculo"/>
+                <w:noProof/>
+              </w:rPr>
+              <w:t>)</w:t>
             </w:r>
             <w:r>
               <w:rPr>
@@ -1102,7 +1077,7 @@
                 <w:noProof/>
                 <w:webHidden/>
               </w:rPr>
-              <w:instrText xml:space="preserve"> PAGEREF _Toc231570979 \h </w:instrText>
+              <w:instrText xml:space="preserve"> PAGEREF _Toc233456551 \h </w:instrText>
             </w:r>
             <w:r>
               <w:rPr>
@@ -1145,7 +1120,7 @@
               <w14:ligatures w14:val="none"/>
             </w:rPr>
           </w:pPr>
-          <w:hyperlink w:anchor="_Toc231570980" w:history="1">
+          <w:hyperlink w:anchor="_Toc233456552" w:history="1">
             <w:r>
               <w:rPr>
                 <w:rStyle w:val="Hipervnculo"/>
@@ -1190,7 +1165,7 @@
                 <w:noProof/>
                 <w:webHidden/>
               </w:rPr>
-              <w:instrText xml:space="preserve"> PAGEREF _Toc231570980 \h </w:instrText>
+              <w:instrText xml:space="preserve"> PAGEREF _Toc233456552 \h </w:instrText>
             </w:r>
             <w:r>
               <w:rPr>
@@ -1233,7 +1208,7 @@
               <w14:ligatures w14:val="none"/>
             </w:rPr>
           </w:pPr>
-          <w:hyperlink w:anchor="_Toc231570981" w:history="1">
+          <w:hyperlink w:anchor="_Toc233456553" w:history="1">
             <w:r>
               <w:rPr>
                 <w:rStyle w:val="Hipervnculo"/>
@@ -1291,7 +1266,7 @@
                 <w:noProof/>
                 <w:webHidden/>
               </w:rPr>
-              <w:instrText xml:space="preserve"> PAGEREF _Toc231570981 \h </w:instrText>
+              <w:instrText xml:space="preserve"> PAGEREF _Toc233456553 \h </w:instrText>
             </w:r>
             <w:r>
               <w:rPr>
@@ -1334,7 +1309,7 @@
               <w14:ligatures w14:val="none"/>
             </w:rPr>
           </w:pPr>
-          <w:hyperlink w:anchor="_Toc231570982" w:history="1">
+          <w:hyperlink w:anchor="_Toc233456554" w:history="1">
             <w:r>
               <w:rPr>
                 <w:rStyle w:val="Hipervnculo"/>
@@ -1379,7 +1354,7 @@
                 <w:noProof/>
                 <w:webHidden/>
               </w:rPr>
-              <w:instrText xml:space="preserve"> PAGEREF _Toc231570982 \h </w:instrText>
+              <w:instrText xml:space="preserve"> PAGEREF _Toc233456554 \h </w:instrText>
             </w:r>
             <w:r>
               <w:rPr>
@@ -1422,7 +1397,7 @@
               <w14:ligatures w14:val="none"/>
             </w:rPr>
           </w:pPr>
-          <w:hyperlink w:anchor="_Toc231570983" w:history="1">
+          <w:hyperlink w:anchor="_Toc233456555" w:history="1">
             <w:r>
               <w:rPr>
                 <w:rStyle w:val="Hipervnculo"/>
@@ -1467,7 +1442,7 @@
                 <w:noProof/>
                 <w:webHidden/>
               </w:rPr>
-              <w:instrText xml:space="preserve"> PAGEREF _Toc231570983 \h </w:instrText>
+              <w:instrText xml:space="preserve"> PAGEREF _Toc233456555 \h </w:instrText>
             </w:r>
             <w:r>
               <w:rPr>
@@ -1510,7 +1485,7 @@
               <w14:ligatures w14:val="none"/>
             </w:rPr>
           </w:pPr>
-          <w:hyperlink w:anchor="_Toc231570984" w:history="1">
+          <w:hyperlink w:anchor="_Toc233456556" w:history="1">
             <w:r>
               <w:rPr>
                 <w:rStyle w:val="Hipervnculo"/>
@@ -1555,7 +1530,7 @@
                 <w:noProof/>
                 <w:webHidden/>
               </w:rPr>
-              <w:instrText xml:space="preserve"> PAGEREF _Toc231570984 \h </w:instrText>
+              <w:instrText xml:space="preserve"> PAGEREF _Toc233456556 \h </w:instrText>
             </w:r>
             <w:r>
               <w:rPr>
@@ -1598,7 +1573,7 @@
               <w14:ligatures w14:val="none"/>
             </w:rPr>
           </w:pPr>
-          <w:hyperlink w:anchor="_Toc231570985" w:history="1">
+          <w:hyperlink w:anchor="_Toc233456557" w:history="1">
             <w:r>
               <w:rPr>
                 <w:rStyle w:val="Hipervnculo"/>
@@ -1643,7 +1618,7 @@
                 <w:noProof/>
                 <w:webHidden/>
               </w:rPr>
-              <w:instrText xml:space="preserve"> PAGEREF _Toc231570985 \h </w:instrText>
+              <w:instrText xml:space="preserve"> PAGEREF _Toc233456557 \h </w:instrText>
             </w:r>
             <w:r>
               <w:rPr>
@@ -1686,7 +1661,7 @@
               <w14:ligatures w14:val="none"/>
             </w:rPr>
           </w:pPr>
-          <w:hyperlink w:anchor="_Toc231570986" w:history="1">
+          <w:hyperlink w:anchor="_Toc233456558" w:history="1">
             <w:r>
               <w:rPr>
                 <w:rStyle w:val="Hipervnculo"/>
@@ -1731,7 +1706,7 @@
                 <w:noProof/>
                 <w:webHidden/>
               </w:rPr>
-              <w:instrText xml:space="preserve"> PAGEREF _Toc231570986 \h </w:instrText>
+              <w:instrText xml:space="preserve"> PAGEREF _Toc233456558 \h </w:instrText>
             </w:r>
             <w:r>
               <w:rPr>
@@ -1774,7 +1749,7 @@
               <w14:ligatures w14:val="none"/>
             </w:rPr>
           </w:pPr>
-          <w:hyperlink w:anchor="_Toc231570987" w:history="1">
+          <w:hyperlink w:anchor="_Toc233456559" w:history="1">
             <w:r>
               <w:rPr>
                 <w:rStyle w:val="Hipervnculo"/>
@@ -1819,7 +1794,7 @@
                 <w:noProof/>
                 <w:webHidden/>
               </w:rPr>
-              <w:instrText xml:space="preserve"> PAGEREF _Toc231570987 \h </w:instrText>
+              <w:instrText xml:space="preserve"> PAGEREF _Toc233456559 \h </w:instrText>
             </w:r>
             <w:r>
               <w:rPr>
@@ -1862,7 +1837,7 @@
               <w14:ligatures w14:val="none"/>
             </w:rPr>
           </w:pPr>
-          <w:hyperlink w:anchor="_Toc231570988" w:history="1">
+          <w:hyperlink w:anchor="_Toc233456560" w:history="1">
             <w:r>
               <w:rPr>
                 <w:rStyle w:val="Hipervnculo"/>
@@ -1907,7 +1882,7 @@
                 <w:noProof/>
                 <w:webHidden/>
               </w:rPr>
-              <w:instrText xml:space="preserve"> PAGEREF _Toc231570988 \h </w:instrText>
+              <w:instrText xml:space="preserve"> PAGEREF _Toc233456560 \h </w:instrText>
             </w:r>
             <w:r>
               <w:rPr>
@@ -1950,7 +1925,7 @@
               <w14:ligatures w14:val="none"/>
             </w:rPr>
           </w:pPr>
-          <w:hyperlink w:anchor="_Toc231570989" w:history="1">
+          <w:hyperlink w:anchor="_Toc233456561" w:history="1">
             <w:r>
               <w:rPr>
                 <w:rStyle w:val="Hipervnculo"/>
@@ -1995,7 +1970,7 @@
                 <w:noProof/>
                 <w:webHidden/>
               </w:rPr>
-              <w:instrText xml:space="preserve"> PAGEREF _Toc231570989 \h </w:instrText>
+              <w:instrText xml:space="preserve"> PAGEREF _Toc233456561 \h </w:instrText>
             </w:r>
             <w:r>
               <w:rPr>
@@ -2038,7 +2013,7 @@
               <w14:ligatures w14:val="none"/>
             </w:rPr>
           </w:pPr>
-          <w:hyperlink w:anchor="_Toc231570990" w:history="1">
+          <w:hyperlink w:anchor="_Toc233456562" w:history="1">
             <w:r>
               <w:rPr>
                 <w:rStyle w:val="Hipervnculo"/>
@@ -2083,7 +2058,7 @@
                 <w:noProof/>
                 <w:webHidden/>
               </w:rPr>
-              <w:instrText xml:space="preserve"> PAGEREF _Toc231570990 \h </w:instrText>
+              <w:instrText xml:space="preserve"> PAGEREF _Toc233456562 \h </w:instrText>
             </w:r>
             <w:r>
               <w:rPr>
@@ -2126,7 +2101,7 @@
               <w14:ligatures w14:val="none"/>
             </w:rPr>
           </w:pPr>
-          <w:hyperlink w:anchor="_Toc231570991" w:history="1">
+          <w:hyperlink w:anchor="_Toc233456563" w:history="1">
             <w:r>
               <w:rPr>
                 <w:rStyle w:val="Hipervnculo"/>
@@ -2171,7 +2146,7 @@
                 <w:noProof/>
                 <w:webHidden/>
               </w:rPr>
-              <w:instrText xml:space="preserve"> PAGEREF _Toc231570991 \h </w:instrText>
+              <w:instrText xml:space="preserve"> PAGEREF _Toc233456563 \h </w:instrText>
             </w:r>
             <w:r>
               <w:rPr>
@@ -2214,7 +2189,7 @@
               <w14:ligatures w14:val="none"/>
             </w:rPr>
           </w:pPr>
-          <w:hyperlink w:anchor="_Toc231570992" w:history="1">
+          <w:hyperlink w:anchor="_Toc233456564" w:history="1">
             <w:r>
               <w:rPr>
                 <w:rStyle w:val="Hipervnculo"/>
@@ -2259,7 +2234,7 @@
                 <w:noProof/>
                 <w:webHidden/>
               </w:rPr>
-              <w:instrText xml:space="preserve"> PAGEREF _Toc231570992 \h </w:instrText>
+              <w:instrText xml:space="preserve"> PAGEREF _Toc233456564 \h </w:instrText>
             </w:r>
             <w:r>
               <w:rPr>
@@ -2302,7 +2277,7 @@
               <w14:ligatures w14:val="none"/>
             </w:rPr>
           </w:pPr>
-          <w:hyperlink w:anchor="_Toc231570993" w:history="1">
+          <w:hyperlink w:anchor="_Toc233456565" w:history="1">
             <w:r>
               <w:rPr>
                 <w:rStyle w:val="Hipervnculo"/>
@@ -2347,7 +2322,7 @@
                 <w:noProof/>
                 <w:webHidden/>
               </w:rPr>
-              <w:instrText xml:space="preserve"> PAGEREF _Toc231570993 \h </w:instrText>
+              <w:instrText xml:space="preserve"> PAGEREF _Toc233456565 \h </w:instrText>
             </w:r>
             <w:r>
               <w:rPr>
@@ -2390,7 +2365,7 @@
               <w14:ligatures w14:val="none"/>
             </w:rPr>
           </w:pPr>
-          <w:hyperlink w:anchor="_Toc231570994" w:history="1">
+          <w:hyperlink w:anchor="_Toc233456566" w:history="1">
             <w:r>
               <w:rPr>
                 <w:rStyle w:val="Hipervnculo"/>
@@ -2435,7 +2410,7 @@
                 <w:noProof/>
                 <w:webHidden/>
               </w:rPr>
-              <w:instrText xml:space="preserve"> PAGEREF _Toc231570994 \h </w:instrText>
+              <w:instrText xml:space="preserve"> PAGEREF _Toc233456566 \h </w:instrText>
             </w:r>
             <w:r>
               <w:rPr>
@@ -2478,7 +2453,7 @@
               <w14:ligatures w14:val="none"/>
             </w:rPr>
           </w:pPr>
-          <w:hyperlink w:anchor="_Toc231570995" w:history="1">
+          <w:hyperlink w:anchor="_Toc233456567" w:history="1">
             <w:r>
               <w:rPr>
                 <w:rStyle w:val="Hipervnculo"/>
@@ -2523,7 +2498,7 @@
                 <w:noProof/>
                 <w:webHidden/>
               </w:rPr>
-              <w:instrText xml:space="preserve"> PAGEREF _Toc231570995 \h </w:instrText>
+              <w:instrText xml:space="preserve"> PAGEREF _Toc233456567 \h </w:instrText>
             </w:r>
             <w:r>
               <w:rPr>
@@ -2566,7 +2541,7 @@
               <w14:ligatures w14:val="none"/>
             </w:rPr>
           </w:pPr>
-          <w:hyperlink w:anchor="_Toc231570996" w:history="1">
+          <w:hyperlink w:anchor="_Toc233456568" w:history="1">
             <w:r>
               <w:rPr>
                 <w:rStyle w:val="Hipervnculo"/>
@@ -2611,7 +2586,7 @@
                 <w:noProof/>
                 <w:webHidden/>
               </w:rPr>
-              <w:instrText xml:space="preserve"> PAGEREF _Toc231570996 \h </w:instrText>
+              <w:instrText xml:space="preserve"> PAGEREF _Toc233456568 \h </w:instrText>
             </w:r>
             <w:r>
               <w:rPr>
@@ -2654,7 +2629,7 @@
               <w14:ligatures w14:val="none"/>
             </w:rPr>
           </w:pPr>
-          <w:hyperlink w:anchor="_Toc231570997" w:history="1">
+          <w:hyperlink w:anchor="_Toc233456569" w:history="1">
             <w:r>
               <w:rPr>
                 <w:rStyle w:val="Hipervnculo"/>
@@ -2699,7 +2674,7 @@
                 <w:noProof/>
                 <w:webHidden/>
               </w:rPr>
-              <w:instrText xml:space="preserve"> PAGEREF _Toc231570997 \h </w:instrText>
+              <w:instrText xml:space="preserve"> PAGEREF _Toc233456569 \h </w:instrText>
             </w:r>
             <w:r>
               <w:rPr>
@@ -2742,7 +2717,7 @@
               <w14:ligatures w14:val="none"/>
             </w:rPr>
           </w:pPr>
-          <w:hyperlink w:anchor="_Toc231570998" w:history="1">
+          <w:hyperlink w:anchor="_Toc233456570" w:history="1">
             <w:r>
               <w:rPr>
                 <w:rStyle w:val="Hipervnculo"/>
@@ -2769,7 +2744,7 @@
                 <w:noProof/>
                 <w:webHidden/>
               </w:rPr>
-              <w:instrText xml:space="preserve"> PAGEREF _Toc231570998 \h </w:instrText>
+              <w:instrText xml:space="preserve"> PAGEREF _Toc233456570 \h </w:instrText>
             </w:r>
             <w:r>
               <w:rPr>
@@ -2812,7 +2787,7 @@
               <w14:ligatures w14:val="none"/>
             </w:rPr>
           </w:pPr>
-          <w:hyperlink w:anchor="_Toc231570999" w:history="1">
+          <w:hyperlink w:anchor="_Toc233456571" w:history="1">
             <w:r>
               <w:rPr>
                 <w:rStyle w:val="Hipervnculo"/>
@@ -2839,7 +2814,7 @@
                 <w:noProof/>
                 <w:webHidden/>
               </w:rPr>
-              <w:instrText xml:space="preserve"> PAGEREF _Toc231570999 \h </w:instrText>
+              <w:instrText xml:space="preserve"> PAGEREF _Toc233456571 \h </w:instrText>
             </w:r>
             <w:r>
               <w:rPr>
@@ -2882,7 +2857,7 @@
               <w14:ligatures w14:val="none"/>
             </w:rPr>
           </w:pPr>
-          <w:hyperlink w:anchor="_Toc231571000" w:history="1">
+          <w:hyperlink w:anchor="_Toc233456572" w:history="1">
             <w:r>
               <w:rPr>
                 <w:rStyle w:val="Hipervnculo"/>
@@ -2909,7 +2884,7 @@
                 <w:noProof/>
                 <w:webHidden/>
               </w:rPr>
-              <w:instrText xml:space="preserve"> PAGEREF _Toc231571000 \h </w:instrText>
+              <w:instrText xml:space="preserve"> PAGEREF _Toc233456572 \h </w:instrText>
             </w:r>
             <w:r>
               <w:rPr>
@@ -2952,7 +2927,7 @@
               <w14:ligatures w14:val="none"/>
             </w:rPr>
           </w:pPr>
-          <w:hyperlink w:anchor="_Toc231571001" w:history="1">
+          <w:hyperlink w:anchor="_Toc233456573" w:history="1">
             <w:r>
               <w:rPr>
                 <w:rStyle w:val="Hipervnculo"/>
@@ -2979,7 +2954,7 @@
                 <w:noProof/>
                 <w:webHidden/>
               </w:rPr>
-              <w:instrText xml:space="preserve"> PAGEREF _Toc231571001 \h </w:instrText>
+              <w:instrText xml:space="preserve"> PAGEREF _Toc233456573 \h </w:instrText>
             </w:r>
             <w:r>
               <w:rPr>
@@ -3029,7 +3004,7 @@
       <w:pPr>
         <w:pStyle w:val="Titulosgenerales"/>
       </w:pPr>
-      <w:bookmarkStart w:id="0" w:name="_Toc231570974"/>
+      <w:bookmarkStart w:id="0" w:name="_Toc233456546"/>
       <w:r>
         <w:lastRenderedPageBreak/>
         <w:t>Introducción</w:t>
@@ -3057,7 +3032,7 @@
       <w:pPr>
         <w:pStyle w:val="Ttulo1"/>
       </w:pPr>
-      <w:bookmarkStart w:id="1" w:name="_Toc231570975"/>
+      <w:bookmarkStart w:id="1" w:name="_Toc233456547"/>
       <w:r>
         <w:lastRenderedPageBreak/>
         <w:t>Huésped</w:t>
@@ -3142,16 +3117,11 @@
     </w:p>
     <w:p>
       <w:r>
-        <w:lastRenderedPageBreak/>
-        <w:t>También es posible clasificar a los huéspedes según su frecuencia de viaje; este aspecto adicional determina, junto con el tipo de viajero, las características de los huéspedes, y aspectos como la sensibilidad al precio y los servicios esperados. A continuación, se conocerán cada uno de ellos</w:t>
-      </w:r>
-    </w:p>
-    <w:p>
-      <w:r>
         <w:rPr>
           <w:b/>
           <w:bCs/>
         </w:rPr>
+        <w:lastRenderedPageBreak/>
         <w:t>Familias</w:t>
       </w:r>
       <w:r>
@@ -3188,7 +3158,6 @@
     </w:p>
     <w:p>
       <w:r>
-        <w:lastRenderedPageBreak/>
         <w:t>Temas como el lugar en donde realizan su registro, habitaciones para su personal de seguridad ubicadas de manera estratégica y forma de atender sus requerimientos deben ser considerados.</w:t>
       </w:r>
     </w:p>
@@ -3198,6 +3167,7 @@
           <w:b/>
           <w:bCs/>
         </w:rPr>
+        <w:lastRenderedPageBreak/>
         <w:t>Grupos</w:t>
       </w:r>
       <w:r>
@@ -3234,15 +3204,12 @@
     </w:p>
     <w:p>
       <w:r>
-        <w:t xml:space="preserve">Es una tipología distinta al “mochilero”, ya que, aunque limitados, buscan espacios de alojamiento individuales, esperan un lugar moderno y atractivo con todas </w:t>
-      </w:r>
+        <w:t>Es una tipología distinta al “mochilero”, ya que, aunque limitados, buscan espacios de alojamiento individuales, esperan un lugar moderno y atractivo con todas las comodidades. Les encanta publicar su experiencia en redes sociales por lo que son fuente potencial de buena o mala publicidad.</w:t>
+      </w:r>
+    </w:p>
+    <w:p>
       <w:r>
         <w:lastRenderedPageBreak/>
-        <w:t>las comodidades. Les encanta publicar su experiencia en redes sociales por lo que son fuente potencial de buena o mala publicidad.</w:t>
-      </w:r>
-    </w:p>
-    <w:p>
-      <w:r>
         <w:t>Este grupo está cobrando gran relevancia, porque se dice que allí están los viajeros frecuentes del futuro.</w:t>
       </w:r>
     </w:p>
@@ -3306,24 +3273,29 @@
           <w:b/>
           <w:bCs/>
         </w:rPr>
+        <w:t>Corporativo</w:t>
+      </w:r>
+      <w:r>
+        <w:t>.</w:t>
+      </w:r>
+      <w:r>
+        <w:t xml:space="preserve"> Son los clientes que viajan por motivos de trabajo o negocios, su permanencia generalmente no excede una semana. Suelen ser muy exigentes con el servicio y por lo general son menos sensibles al precio.</w:t>
+      </w:r>
+    </w:p>
+    <w:p>
+      <w:r>
         <w:lastRenderedPageBreak/>
-        <w:t>Corporativo</w:t>
-      </w:r>
-      <w:r>
-        <w:t>.</w:t>
-      </w:r>
-      <w:r>
-        <w:t xml:space="preserve"> Son los clientes que viajan por motivos de trabajo o negocios, su permanencia generalmente no excede una semana. Suelen ser muy exigentes con el servicio y por lo general son menos sensibles al precio.</w:t>
-      </w:r>
-    </w:p>
-    <w:p>
-      <w:r>
         <w:t>Generalmente manejan su tiempo con horarios preestablecidos, agenda de reuniones o visitas con sus clientes, por lo cual su disposición para realizar su registro en el momento de ingresar al hotel o para el pago de su cuenta en el momento de dejarlo, es limitado.</w:t>
       </w:r>
     </w:p>
     <w:p>
       <w:r>
         <w:t>Usualmente la empresa para la cual trabaja es la responsable de coordinar todo lo concerniente a su estadía, entre ellos solicitar la reserva, negociar la tarifa, escoger tipo de habitación y pagar la cuenta.</w:t>
+      </w:r>
+    </w:p>
+    <w:p>
+      <w:r>
+        <w:t>También es posible clasificar a los huéspedes según su frecuencia de viaje; este aspecto adicional determina, junto con el tipo de viajero, las características de los huéspedes, y aspectos como la sensibilidad al precio y los servicios esperados. A continuación, se conocerán cada uno de ellos.</w:t>
       </w:r>
     </w:p>
     <w:p>
@@ -3504,7 +3476,7 @@
       <w:pPr>
         <w:pStyle w:val="Ttulo1"/>
       </w:pPr>
-      <w:bookmarkStart w:id="2" w:name="_Toc231570976"/>
+      <w:bookmarkStart w:id="2" w:name="_Toc233456548"/>
       <w:r>
         <w:lastRenderedPageBreak/>
         <w:t>Recepción hotelera</w:t>
@@ -3528,7 +3500,7 @@
       <w:r>
         <w:t xml:space="preserve">  </w:t>
       </w:r>
-      <w:bookmarkStart w:id="3" w:name="_Toc231570977"/>
+      <w:bookmarkStart w:id="3" w:name="_Toc233456549"/>
       <w:r>
         <w:t>Estructura organizacional del área</w:t>
       </w:r>
@@ -3551,7 +3523,7 @@
       <w:r>
         <w:t xml:space="preserve">   </w:t>
       </w:r>
-      <w:bookmarkStart w:id="4" w:name="_Toc231570978"/>
+      <w:bookmarkStart w:id="4" w:name="_Toc233456550"/>
       <w:r>
         <w:t>Personal de recepción</w:t>
       </w:r>
@@ -4205,7 +4177,7 @@
       <w:pPr>
         <w:pStyle w:val="Ttulo1"/>
       </w:pPr>
-      <w:bookmarkStart w:id="5" w:name="_Toc231570979"/>
+      <w:bookmarkStart w:id="5" w:name="_Toc233456551"/>
       <w:r>
         <w:lastRenderedPageBreak/>
         <w:t>Registro de huéspedes (</w:t>
@@ -4254,7 +4226,7 @@
       <w:pPr>
         <w:pStyle w:val="Ttulo2"/>
       </w:pPr>
-      <w:bookmarkStart w:id="6" w:name="_Toc231570980"/>
+      <w:bookmarkStart w:id="6" w:name="_Toc233456552"/>
       <w:r>
         <w:t>Reserva</w:t>
       </w:r>
@@ -4611,7 +4583,6 @@
         </w:rPr>
         <w:t xml:space="preserve">on aquellas reservas que han recibido una cantidad de dinero (depósito) o un medio válido de garantía (tarjeta de crédito, carta de empresa o </w:t>
       </w:r>
-      <w:proofErr w:type="spellStart"/>
       <w:r>
         <w:rPr>
           <w:rStyle w:val="Extranjerismo"/>
@@ -4619,7 +4590,6 @@
         </w:rPr>
         <w:t>voucher</w:t>
       </w:r>
-      <w:proofErr w:type="spellEnd"/>
       <w:r>
         <w:rPr>
           <w:lang w:val="es-419" w:eastAsia="es-CO"/>
@@ -4723,7 +4693,7 @@
       <w:pPr>
         <w:pStyle w:val="Ttulo2"/>
       </w:pPr>
-      <w:bookmarkStart w:id="7" w:name="_Toc231570981"/>
+      <w:bookmarkStart w:id="7" w:name="_Toc233456553"/>
       <w:r>
         <w:lastRenderedPageBreak/>
         <w:t>Disponibilidad (</w:t>
@@ -4764,37 +4734,26 @@
         </w:rPr>
         <w:t xml:space="preserve"> de ocupación, </w:t>
       </w:r>
-      <w:proofErr w:type="spellStart"/>
       <w:r>
         <w:rPr>
           <w:rStyle w:val="Extranjerismo"/>
           <w:lang w:val="es-419" w:eastAsia="es-CO"/>
         </w:rPr>
-        <w:t>room</w:t>
-      </w:r>
-      <w:proofErr w:type="spellEnd"/>
+        <w:t>room rack</w:t>
+      </w:r>
+      <w:r>
+        <w:rPr>
+          <w:lang w:val="es-419" w:eastAsia="es-CO"/>
+        </w:rPr>
+        <w:t xml:space="preserve"> o </w:t>
+      </w:r>
       <w:r>
         <w:rPr>
           <w:rStyle w:val="Extranjerismo"/>
           <w:lang w:val="es-419" w:eastAsia="es-CO"/>
         </w:rPr>
-        <w:t xml:space="preserve"> rack</w:t>
-      </w:r>
-      <w:r>
-        <w:rPr>
-          <w:lang w:val="es-419" w:eastAsia="es-CO"/>
-        </w:rPr>
-        <w:t xml:space="preserve"> o </w:t>
-      </w:r>
-      <w:proofErr w:type="spellStart"/>
-      <w:r>
-        <w:rPr>
-          <w:rStyle w:val="Extranjerismo"/>
-          <w:lang w:val="es-419" w:eastAsia="es-CO"/>
-        </w:rPr>
         <w:t>planning</w:t>
       </w:r>
-      <w:proofErr w:type="spellEnd"/>
       <w:r>
         <w:rPr>
           <w:lang w:val="es-419" w:eastAsia="es-CO"/>
@@ -4895,21 +4854,7 @@
         <w:rPr>
           <w:lang w:val="es-419" w:eastAsia="es-CO"/>
         </w:rPr>
-        <w:t>Nota. Tomada de EzeeFrontDesk (</w:t>
-      </w:r>
-      <w:proofErr w:type="spellStart"/>
-      <w:r>
-        <w:rPr>
-          <w:lang w:val="es-419" w:eastAsia="es-CO"/>
-        </w:rPr>
-        <w:t>s.f</w:t>
-      </w:r>
-      <w:proofErr w:type="spellEnd"/>
-      <w:r>
-        <w:rPr>
-          <w:lang w:val="es-419" w:eastAsia="es-CO"/>
-        </w:rPr>
-        <w:t>)</w:t>
+        <w:t>Nota. Tomada de EzeeFrontDesk (s.f)</w:t>
       </w:r>
       <w:r>
         <w:rPr>
@@ -5184,15 +5129,7 @@
         <w:t xml:space="preserve">   </w:t>
       </w:r>
       <w:r>
-        <w:t>Nota. Tomada de EzeeFrontDesk (</w:t>
-      </w:r>
-      <w:proofErr w:type="spellStart"/>
-      <w:r>
-        <w:t>s.f</w:t>
-      </w:r>
-      <w:proofErr w:type="spellEnd"/>
-      <w:r>
-        <w:t>)</w:t>
+        <w:t>Nota. Tomada de EzeeFrontDesk (s.f)</w:t>
       </w:r>
       <w:r>
         <w:t>.</w:t>
@@ -5202,7 +5139,7 @@
       <w:pPr>
         <w:pStyle w:val="Ttulo2"/>
       </w:pPr>
-      <w:bookmarkStart w:id="8" w:name="_Toc231570982"/>
+      <w:bookmarkStart w:id="8" w:name="_Toc233456554"/>
       <w:r>
         <w:t>Informe de ocupación</w:t>
       </w:r>
@@ -5413,7 +5350,7 @@
       <w:pPr>
         <w:pStyle w:val="Ttulo2"/>
       </w:pPr>
-      <w:bookmarkStart w:id="9" w:name="_Toc231570983"/>
+      <w:bookmarkStart w:id="9" w:name="_Toc233456555"/>
       <w:r>
         <w:t>Formas impresas</w:t>
       </w:r>
@@ -5431,31 +5368,13 @@
         </w:rPr>
         <w:t xml:space="preserve">Las formas impresas (formatos y reportes) han ido disminuyendo su uso debido al avance de los sistemas informáticos de gestión hotelera, conocidos como </w:t>
       </w:r>
-      <w:proofErr w:type="spellStart"/>
       <w:r>
         <w:rPr>
           <w:rStyle w:val="Extranjerismo"/>
           <w:lang w:val="es-419" w:eastAsia="es-CO"/>
         </w:rPr>
-        <w:t>Property</w:t>
-      </w:r>
-      <w:proofErr w:type="spellEnd"/>
-      <w:r>
-        <w:rPr>
-          <w:rStyle w:val="Extranjerismo"/>
-          <w:lang w:val="es-419" w:eastAsia="es-CO"/>
-        </w:rPr>
-        <w:t xml:space="preserve"> Management </w:t>
-      </w:r>
-      <w:proofErr w:type="spellStart"/>
-      <w:r>
-        <w:rPr>
-          <w:rStyle w:val="Extranjerismo"/>
-          <w:lang w:val="es-419" w:eastAsia="es-CO"/>
-        </w:rPr>
-        <w:t>System</w:t>
-      </w:r>
-      <w:proofErr w:type="spellEnd"/>
+        <w:t>Property Management System</w:t>
+      </w:r>
       <w:r>
         <w:rPr>
           <w:lang w:val="es-419" w:eastAsia="es-CO"/>
@@ -5796,7 +5715,7 @@
       <w:pPr>
         <w:pStyle w:val="Ttulo2"/>
       </w:pPr>
-      <w:bookmarkStart w:id="10" w:name="_Toc231570984"/>
+      <w:bookmarkStart w:id="10" w:name="_Toc233456556"/>
       <w:r>
         <w:lastRenderedPageBreak/>
         <w:t>Llaves de habitaciones</w:t>
@@ -5928,7 +5847,6 @@
         <w:lastRenderedPageBreak/>
         <w:t>Tarjeta perforada (</w:t>
       </w:r>
-      <w:proofErr w:type="spellStart"/>
       <w:r>
         <w:rPr>
           <w:rStyle w:val="Extranjerismo"/>
@@ -5938,7 +5856,6 @@
         </w:rPr>
         <w:t>Ving-Card</w:t>
       </w:r>
-      <w:proofErr w:type="spellEnd"/>
       <w:r>
         <w:rPr>
           <w:b/>
@@ -6014,75 +5931,44 @@
           <w:bCs/>
           <w:lang w:val="es-419" w:eastAsia="es-CO"/>
         </w:rPr>
-        <w:t xml:space="preserve">Radio </w:t>
-      </w:r>
-      <w:proofErr w:type="spellStart"/>
-      <w:r>
-        <w:rPr>
-          <w:rStyle w:val="Extranjerismo"/>
+        <w:t>Radio Frequency Identification</w:t>
+      </w:r>
+      <w:r>
+        <w:rPr>
           <w:b/>
           <w:bCs/>
           <w:lang w:val="es-419" w:eastAsia="es-CO"/>
         </w:rPr>
-        <w:t>Frequency</w:t>
-      </w:r>
-      <w:proofErr w:type="spellEnd"/>
-      <w:r>
-        <w:rPr>
-          <w:rStyle w:val="Extranjerismo"/>
+        <w:t>)</w:t>
+      </w:r>
+    </w:p>
+    <w:p>
+      <w:pPr>
+        <w:rPr>
+          <w:lang w:val="es-419" w:eastAsia="es-CO"/>
+        </w:rPr>
+      </w:pPr>
+      <w:r>
+        <w:rPr>
+          <w:lang w:val="es-419" w:eastAsia="es-CO"/>
+        </w:rPr>
+        <w:t>Es actualmente el sistema más utilizado en los establecimientos de alojamiento de mediana y alta categoría en Colombia. Funciona por radiofrecuencia: el huésped solo acerca la tarjeta al lector sin necesidad de insertarla. Es más duradera que la banda magnética, más segura y permite una programación más precisa de los accesos y horarios de validez.</w:t>
+      </w:r>
+    </w:p>
+    <w:p>
+      <w:pPr>
+        <w:rPr>
           <w:b/>
           <w:bCs/>
           <w:lang w:val="es-419" w:eastAsia="es-CO"/>
         </w:rPr>
-        <w:t xml:space="preserve"> </w:t>
-      </w:r>
-      <w:proofErr w:type="spellStart"/>
-      <w:r>
-        <w:rPr>
-          <w:rStyle w:val="Extranjerismo"/>
+      </w:pPr>
+      <w:r>
+        <w:rPr>
           <w:b/>
           <w:bCs/>
           <w:lang w:val="es-419" w:eastAsia="es-CO"/>
         </w:rPr>
-        <w:t>Identification</w:t>
-      </w:r>
-      <w:proofErr w:type="spellEnd"/>
-      <w:r>
-        <w:rPr>
-          <w:b/>
-          <w:bCs/>
-          <w:lang w:val="es-419" w:eastAsia="es-CO"/>
-        </w:rPr>
-        <w:t>)</w:t>
-      </w:r>
-    </w:p>
-    <w:p>
-      <w:pPr>
-        <w:rPr>
-          <w:lang w:val="es-419" w:eastAsia="es-CO"/>
-        </w:rPr>
-      </w:pPr>
-      <w:r>
-        <w:rPr>
-          <w:lang w:val="es-419" w:eastAsia="es-CO"/>
-        </w:rPr>
-        <w:t>Es actualmente el sistema más utilizado en los establecimientos de alojamiento de mediana y alta categoría en Colombia. Funciona por radiofrecuencia: el huésped solo acerca la tarjeta al lector sin necesidad de insertarla. Es más duradera que la banda magnética, más segura y permite una programación más precisa de los accesos y horarios de validez.</w:t>
-      </w:r>
-    </w:p>
-    <w:p>
-      <w:pPr>
-        <w:rPr>
-          <w:b/>
-          <w:bCs/>
-          <w:lang w:val="es-419" w:eastAsia="es-CO"/>
-        </w:rPr>
-      </w:pPr>
-      <w:r>
-        <w:rPr>
-          <w:b/>
-          <w:bCs/>
-          <w:lang w:val="es-419" w:eastAsia="es-CO"/>
-        </w:rPr>
         <w:t>Llave móvil o digital</w:t>
       </w:r>
     </w:p>
@@ -6098,23 +5984,13 @@
         </w:rPr>
         <w:t>Es la tendencia más reciente en la industria hotelera mundial y su adopción en Colombia crece de manera progresiva. Permite al huésped utilizar su teléfono celular como llave de habitación mediante tecnologías Bluetooth o NFC (</w:t>
       </w:r>
-      <w:proofErr w:type="spellStart"/>
       <w:r>
         <w:rPr>
           <w:rStyle w:val="Extranjerismo"/>
           <w:lang w:val="es-419" w:eastAsia="es-CO"/>
         </w:rPr>
-        <w:t>Near</w:t>
-      </w:r>
-      <w:proofErr w:type="spellEnd"/>
-      <w:r>
-        <w:rPr>
-          <w:rStyle w:val="Extranjerismo"/>
-          <w:lang w:val="es-419" w:eastAsia="es-CO"/>
-        </w:rPr>
-        <w:t xml:space="preserve"> Field </w:t>
-      </w:r>
-      <w:proofErr w:type="spellStart"/>
+        <w:t xml:space="preserve">Near Field </w:t>
+      </w:r>
       <w:r>
         <w:rPr>
           <w:rStyle w:val="Extranjerismo"/>
@@ -6123,7 +5999,6 @@
         <w:lastRenderedPageBreak/>
         <w:t>Communication</w:t>
       </w:r>
-      <w:proofErr w:type="spellEnd"/>
       <w:r>
         <w:rPr>
           <w:lang w:val="es-419" w:eastAsia="es-CO"/>
@@ -6141,7 +6016,7 @@
       <w:pPr>
         <w:pStyle w:val="Ttulo2"/>
       </w:pPr>
-      <w:bookmarkStart w:id="11" w:name="_Toc231570985"/>
+      <w:bookmarkStart w:id="11" w:name="_Toc233456557"/>
       <w:r>
         <w:t>Procedimiento técnico para el registro de huéspedes</w:t>
       </w:r>
@@ -7675,7 +7550,7 @@
       <w:pPr>
         <w:pStyle w:val="Ttulo1"/>
       </w:pPr>
-      <w:bookmarkStart w:id="12" w:name="_Toc231570986"/>
+      <w:bookmarkStart w:id="12" w:name="_Toc233456558"/>
       <w:r>
         <w:lastRenderedPageBreak/>
         <w:t>Normativa</w:t>
@@ -7707,21 +7582,12 @@
         </w:rPr>
         <w:t>Para el procedimiento de registro (</w:t>
       </w:r>
-      <w:proofErr w:type="spellStart"/>
       <w:r>
         <w:rPr>
           <w:rStyle w:val="Extranjerismo"/>
           <w:lang w:val="es-419" w:eastAsia="es-CO"/>
         </w:rPr>
-        <w:t>check</w:t>
-      </w:r>
-      <w:proofErr w:type="spellEnd"/>
-      <w:r>
-        <w:rPr>
-          <w:rStyle w:val="Extranjerismo"/>
-          <w:lang w:val="es-419" w:eastAsia="es-CO"/>
-        </w:rPr>
-        <w:t>-in</w:t>
+        <w:t>check-in</w:t>
       </w:r>
       <w:r>
         <w:rPr>
@@ -7734,7 +7600,7 @@
       <w:pPr>
         <w:pStyle w:val="Ttulo2"/>
       </w:pPr>
-      <w:bookmarkStart w:id="13" w:name="_Toc231570987"/>
+      <w:bookmarkStart w:id="13" w:name="_Toc233456559"/>
       <w:r>
         <w:t>Normativa de prevención de explotación sexual comercial de niños, niñas y adolescentes</w:t>
       </w:r>
@@ -7832,15 +7698,7 @@
       </w:pPr>
       <w:r>
         <w:lastRenderedPageBreak/>
-        <w:t xml:space="preserve">Comunicarse con la Policía Nacional - Policía de Infancia y Adolescencia o la </w:t>
-      </w:r>
-      <w:proofErr w:type="gramStart"/>
-      <w:r>
-        <w:t>Fiscalía General</w:t>
-      </w:r>
-      <w:proofErr w:type="gramEnd"/>
-      <w:r>
-        <w:t xml:space="preserve"> de la Nación.</w:t>
+        <w:t>Comunicarse con la Policía Nacional - Policía de Infancia y Adolescencia o la Fiscalía General de la Nación.</w:t>
       </w:r>
     </w:p>
     <w:p>
@@ -7862,7 +7720,7 @@
       <w:r>
         <w:t xml:space="preserve">  </w:t>
       </w:r>
-      <w:bookmarkStart w:id="14" w:name="_Toc231570988"/>
+      <w:bookmarkStart w:id="14" w:name="_Toc233456560"/>
       <w:r>
         <w:t>Normativa aplicable para nacionales y extranjeros</w:t>
       </w:r>
@@ -7890,7 +7748,7 @@
       <w:pPr>
         <w:pStyle w:val="Ttulo2"/>
       </w:pPr>
-      <w:bookmarkStart w:id="15" w:name="_Toc231570989"/>
+      <w:bookmarkStart w:id="15" w:name="_Toc233456561"/>
       <w:r>
         <w:lastRenderedPageBreak/>
         <w:t>Documentos de identificación legalmente aceptados</w:t>
@@ -8074,7 +7932,7 @@
       <w:pPr>
         <w:pStyle w:val="Ttulo1"/>
       </w:pPr>
-      <w:bookmarkStart w:id="16" w:name="_Toc231570990"/>
+      <w:bookmarkStart w:id="16" w:name="_Toc233456562"/>
       <w:r>
         <w:lastRenderedPageBreak/>
         <w:t>Protocolos internos</w:t>
@@ -8098,7 +7956,7 @@
       <w:pPr>
         <w:pStyle w:val="Ttulo2"/>
       </w:pPr>
-      <w:bookmarkStart w:id="17" w:name="_Toc231570991"/>
+      <w:bookmarkStart w:id="17" w:name="_Toc233456563"/>
       <w:r>
         <w:t>Porte del uniforme</w:t>
       </w:r>
@@ -8192,7 +8050,7 @@
       <w:pPr>
         <w:pStyle w:val="Ttulo2"/>
       </w:pPr>
-      <w:bookmarkStart w:id="18" w:name="_Toc231570992"/>
+      <w:bookmarkStart w:id="18" w:name="_Toc233456564"/>
       <w:r>
         <w:lastRenderedPageBreak/>
         <w:t>Presentación personal</w:t>
@@ -8354,7 +8212,7 @@
       <w:r>
         <w:t xml:space="preserve"> </w:t>
       </w:r>
-      <w:bookmarkStart w:id="19" w:name="_Toc231570993"/>
+      <w:bookmarkStart w:id="19" w:name="_Toc233456565"/>
       <w:r>
         <w:t>Trato con el huésped</w:t>
       </w:r>
@@ -8374,7 +8232,7 @@
       <w:pPr>
         <w:pStyle w:val="Ttulo2"/>
       </w:pPr>
-      <w:bookmarkStart w:id="20" w:name="_Toc231570994"/>
+      <w:bookmarkStart w:id="20" w:name="_Toc233456566"/>
       <w:r>
         <w:lastRenderedPageBreak/>
         <w:t>Uso de áreas del hotel</w:t>
@@ -8413,7 +8271,7 @@
       <w:pPr>
         <w:pStyle w:val="Ttulo1"/>
       </w:pPr>
-      <w:bookmarkStart w:id="21" w:name="_Toc231570995"/>
+      <w:bookmarkStart w:id="21" w:name="_Toc233456567"/>
       <w:r>
         <w:lastRenderedPageBreak/>
         <w:t>Reportes</w:t>
@@ -8519,7 +8377,6 @@
         </w:rPr>
         <w:t xml:space="preserve">registros y coordinar con </w:t>
       </w:r>
-      <w:proofErr w:type="spellStart"/>
       <w:r>
         <w:rPr>
           <w:rStyle w:val="Extranjerismo"/>
@@ -8527,7 +8384,6 @@
         </w:rPr>
         <w:t>housekeeping</w:t>
       </w:r>
-      <w:proofErr w:type="spellEnd"/>
       <w:r>
         <w:rPr>
           <w:lang w:val="es-419" w:eastAsia="es-CO"/>
@@ -8601,52 +8457,39 @@
         </w:rPr>
         <w:t>Relaciona los huéspedes que se espera lleguen (</w:t>
       </w:r>
-      <w:proofErr w:type="spellStart"/>
       <w:r>
         <w:rPr>
           <w:rStyle w:val="Extranjerismo"/>
           <w:lang w:val="es-419" w:eastAsia="es-CO"/>
         </w:rPr>
-        <w:t>check</w:t>
-      </w:r>
-      <w:proofErr w:type="spellEnd"/>
+        <w:t>check-in</w:t>
+      </w:r>
+      <w:r>
+        <w:rPr>
+          <w:lang w:val="es-419" w:eastAsia="es-CO"/>
+        </w:rPr>
+        <w:t>) y los que tienen prevista su salida (</w:t>
+      </w:r>
       <w:r>
         <w:rPr>
           <w:rStyle w:val="Extranjerismo"/>
           <w:lang w:val="es-419" w:eastAsia="es-CO"/>
         </w:rPr>
-        <w:t>-in</w:t>
-      </w:r>
-      <w:r>
-        <w:rPr>
-          <w:lang w:val="es-419" w:eastAsia="es-CO"/>
-        </w:rPr>
-        <w:t>) y los que tienen prevista su salida (</w:t>
-      </w:r>
-      <w:proofErr w:type="spellStart"/>
+        <w:t>check-out</w:t>
+      </w:r>
+      <w:r>
+        <w:rPr>
+          <w:lang w:val="es-419" w:eastAsia="es-CO"/>
+        </w:rPr>
+        <w:t xml:space="preserve">) durante el turno. Permite organizar la carga de trabajo de la recepción, anticipar el número de habitaciones que estarán disponibles y coordinar con </w:t>
+      </w:r>
       <w:r>
         <w:rPr>
           <w:rStyle w:val="Extranjerismo"/>
           <w:lang w:val="es-419" w:eastAsia="es-CO"/>
         </w:rPr>
-        <w:t>check-out</w:t>
-      </w:r>
-      <w:proofErr w:type="spellEnd"/>
-      <w:r>
-        <w:rPr>
-          <w:lang w:val="es-419" w:eastAsia="es-CO"/>
-        </w:rPr>
-        <w:t xml:space="preserve">) durante el turno. Permite organizar la carga de trabajo de la recepción, anticipar el número de habitaciones que estarán disponibles y coordinar con </w:t>
-      </w:r>
-      <w:proofErr w:type="spellStart"/>
-      <w:r>
-        <w:rPr>
-          <w:rStyle w:val="Extranjerismo"/>
-          <w:lang w:val="es-419" w:eastAsia="es-CO"/>
-        </w:rPr>
         <w:t>housekeeping</w:t>
       </w:r>
-      <w:proofErr w:type="spellEnd"/>
       <w:r>
         <w:rPr>
           <w:lang w:val="es-419" w:eastAsia="es-CO"/>
@@ -8828,7 +8671,7 @@
       <w:pPr>
         <w:pStyle w:val="Ttulo1"/>
       </w:pPr>
-      <w:bookmarkStart w:id="22" w:name="_Toc231570996"/>
+      <w:bookmarkStart w:id="22" w:name="_Toc233456568"/>
       <w:r>
         <w:lastRenderedPageBreak/>
         <w:t>Recibo y entrega de turno</w:t>
@@ -8960,7 +8803,7 @@
       <w:pPr>
         <w:pStyle w:val="Ttulo1"/>
       </w:pPr>
-      <w:bookmarkStart w:id="23" w:name="_Toc231570997"/>
+      <w:bookmarkStart w:id="23" w:name="_Toc233456569"/>
       <w:r>
         <w:lastRenderedPageBreak/>
         <w:t>Bitácoras</w:t>
@@ -9239,7 +9082,7 @@
       <w:pPr>
         <w:pStyle w:val="Titulosgenerales"/>
       </w:pPr>
-      <w:bookmarkStart w:id="24" w:name="_Toc231570998"/>
+      <w:bookmarkStart w:id="24" w:name="_Toc233456570"/>
       <w:r>
         <w:lastRenderedPageBreak/>
         <w:t>S</w:t>
@@ -9264,21 +9107,12 @@
         </w:rPr>
         <w:t xml:space="preserve">El registro de huéspedes, o </w:t>
       </w:r>
-      <w:proofErr w:type="spellStart"/>
       <w:r>
         <w:rPr>
           <w:rStyle w:val="Extranjerismo"/>
           <w:lang w:val="es-419" w:eastAsia="es-CO"/>
         </w:rPr>
-        <w:t>check</w:t>
-      </w:r>
-      <w:proofErr w:type="spellEnd"/>
-      <w:r>
-        <w:rPr>
-          <w:rStyle w:val="Extranjerismo"/>
-          <w:lang w:val="es-419" w:eastAsia="es-CO"/>
-        </w:rPr>
-        <w:t>-in</w:t>
+        <w:t>check-in</w:t>
       </w:r>
       <w:r>
         <w:rPr>
@@ -9286,6 +9120,14 @@
         </w:rPr>
         <w:t>, es el proceso central de la recepción hotelera y el primer punto de contacto formal entre el establecimiento y el cliente. Su correcta ejecución depende del conocimiento integral de los tipos de huéspedes y sus características, el manejo eficiente de los reportes operativos, y la aplicación rigurosa de los procedimientos técnicos establecidos para cada perfil de huésped: individual, grupal, extranjero o VIP. A esto se suma el cumplimiento de la normativa vigente en materia de identificación, prevención de la ESCNNA y reporte migratorio a través del SIRE, así como la aplicación de protocolos internos de presentación personal, trato al cliente y uso de áreas. La gestión ordenada de la bitácora y la entrega de turno garantizan la continuidad del servicio y la trazabilidad de las novedades entre jornadas. En conjunto, estos elementos constituyen la base de un servicio de recepción profesional, seguro y alineado con los estándares técnicos del sector hotelero colombiano.</w:t>
       </w:r>
+    </w:p>
+    <w:p>
+      <w:pPr>
+        <w:ind w:firstLine="0"/>
+        <w:rPr>
+          <w:lang w:val="es-419" w:eastAsia="es-CO"/>
+        </w:rPr>
+      </w:pPr>
     </w:p>
     <w:p>
       <w:pPr>
@@ -9297,14 +9139,15 @@
       </w:pPr>
       <w:r>
         <w:rPr>
+          <w:noProof/>
           <w:lang w:val="es-419" w:eastAsia="es-CO"/>
         </w:rPr>
         <w:lastRenderedPageBreak/>
         <w:drawing>
-          <wp:inline distT="0" distB="0" distL="0" distR="0" wp14:anchorId="57E23FD5" wp14:editId="619C7C9E">
-            <wp:extent cx="6332220" cy="3920490"/>
-            <wp:effectExtent l="0" t="0" r="0" b="3810"/>
-            <wp:docPr id="1" name="Imagen 1" descr="Diagrama tipo mapa conceptual del componente formativo “Front office: check-in”. Desde el tema central se desprenden siete categorías: huésped, recepción hotelera, registro de huéspedes, tipos de check-in, normativa, protocolos internos y gestión operativa. Cada categoría incluye palabras clave: tipos y frecuencia; personal, funciones y relación con áreas; reserva, disponibilidad, ocupación, TRA, llaves y procedimiento técnico; individual, grupos, extranjeros, VIP y auto check-in; NTSH 003, Ley 300, Ley 2068, ESCNNA y SIRE; uniforme, presentación, trato y uso de áreas; y reportes, entrega de turno y bitácora."/>
+          <wp:inline distT="0" distB="0" distL="0" distR="0" wp14:anchorId="12A36AA0" wp14:editId="05499E3B">
+            <wp:extent cx="6332220" cy="3823970"/>
+            <wp:effectExtent l="0" t="0" r="0" b="5080"/>
+            <wp:docPr id="2" name="Gráfico 2" descr="Diagrama tipo mapa conceptual del componente formativo “Front office: check-in”. Desde el tema central se desprenden siete categorías: huésped, recepción hotelera, registro de huéspedes, tipos de check-in, normativa, protocolos internos y gestión operativa. Cada categoría incluye palabras clave: tipos y frecuencia; personal, funciones y relación con áreas; reserva, disponibilidad, ocupación, TRA, llaves y procedimiento técnico; individual, grupos, extranjeros, VIP y auto check-in; NTSH 003, Ley 300, Ley 2068, ESCNNA y SIRE; uniforme, presentación, trato y uso de áreas; y reportes, entrega de turno y bitácora."/>
             <wp:cNvGraphicFramePr>
               <a:graphicFrameLocks xmlns:a="http://schemas.openxmlformats.org/drawingml/2006/main" noChangeAspect="1"/>
             </wp:cNvGraphicFramePr>
@@ -9312,11 +9155,20 @@
               <a:graphicData uri="http://schemas.openxmlformats.org/drawingml/2006/picture">
                 <pic:pic xmlns:pic="http://schemas.openxmlformats.org/drawingml/2006/picture">
                   <pic:nvPicPr>
-                    <pic:cNvPr id="1" name="Imagen 1" descr="Diagrama tipo mapa conceptual del componente formativo “Front office: check-in”. Desde el tema central se desprenden siete categorías: huésped, recepción hotelera, registro de huéspedes, tipos de check-in, normativa, protocolos internos y gestión operativa. Cada categoría incluye palabras clave: tipos y frecuencia; personal, funciones y relación con áreas; reserva, disponibilidad, ocupación, TRA, llaves y procedimiento técnico; individual, grupos, extranjeros, VIP y auto check-in; NTSH 003, Ley 300, Ley 2068, ESCNNA y SIRE; uniforme, presentación, trato y uso de áreas; y reportes, entrega de turno y bitácora."/>
+                    <pic:cNvPr id="2" name="Gráfico 2" descr="Diagrama tipo mapa conceptual del componente formativo “Front office: check-in”. Desde el tema central se desprenden siete categorías: huésped, recepción hotelera, registro de huéspedes, tipos de check-in, normativa, protocolos internos y gestión operativa. Cada categoría incluye palabras clave: tipos y frecuencia; personal, funciones y relación con áreas; reserva, disponibilidad, ocupación, TRA, llaves y procedimiento técnico; individual, grupos, extranjeros, VIP y auto check-in; NTSH 003, Ley 300, Ley 2068, ESCNNA y SIRE; uniforme, presentación, trato y uso de áreas; y reportes, entrega de turno y bitácora."/>
                     <pic:cNvPicPr/>
                   </pic:nvPicPr>
                   <pic:blipFill>
-                    <a:blip r:embed="rId16"/>
+                    <a:blip r:embed="rId16">
+                      <a:extLst>
+                        <a:ext uri="{28A0092B-C50C-407E-A947-70E740481C1C}">
+                          <a14:useLocalDpi xmlns:a14="http://schemas.microsoft.com/office/drawing/2010/main" val="0"/>
+                        </a:ext>
+                        <a:ext uri="{96DAC541-7B7A-43D3-8B79-37D633B846F1}">
+                          <asvg:svgBlip xmlns:asvg="http://schemas.microsoft.com/office/drawing/2016/SVG/main" r:embed="rId17"/>
+                        </a:ext>
+                      </a:extLst>
+                    </a:blip>
                     <a:stretch>
                       <a:fillRect/>
                     </a:stretch>
@@ -9324,7 +9176,7 @@
                   <pic:spPr>
                     <a:xfrm>
                       <a:off x="0" y="0"/>
-                      <a:ext cx="6332220" cy="3920490"/>
+                      <a:ext cx="6332220" cy="3823970"/>
                     </a:xfrm>
                     <a:prstGeom prst="rect">
                       <a:avLst/>
@@ -9350,7 +9202,7 @@
       <w:pPr>
         <w:pStyle w:val="Titulosgenerales"/>
       </w:pPr>
-      <w:bookmarkStart w:id="25" w:name="_Toc231570999"/>
+      <w:bookmarkStart w:id="25" w:name="_Toc233456571"/>
       <w:r>
         <w:lastRenderedPageBreak/>
         <w:t>Glosario</w:t>
@@ -9954,47 +9806,13 @@
         </w:rPr>
         <w:t xml:space="preserve">igla del inglés </w:t>
       </w:r>
-      <w:proofErr w:type="spellStart"/>
       <w:r>
         <w:rPr>
           <w:rStyle w:val="Extranjerismo"/>
           <w:lang w:val="es-419"/>
         </w:rPr>
-        <w:t>Very</w:t>
-      </w:r>
-      <w:proofErr w:type="spellEnd"/>
-      <w:r>
-        <w:rPr>
-          <w:rStyle w:val="Extranjerismo"/>
-          <w:lang w:val="es-419"/>
-        </w:rPr>
-        <w:t xml:space="preserve"> </w:t>
-      </w:r>
-      <w:proofErr w:type="spellStart"/>
-      <w:r>
-        <w:rPr>
-          <w:rStyle w:val="Extranjerismo"/>
-          <w:lang w:val="es-419"/>
-        </w:rPr>
-        <w:t>Important</w:t>
-      </w:r>
-      <w:proofErr w:type="spellEnd"/>
-      <w:r>
-        <w:rPr>
-          <w:rStyle w:val="Extranjerismo"/>
-          <w:lang w:val="es-419"/>
-        </w:rPr>
-        <w:t xml:space="preserve"> </w:t>
-      </w:r>
-      <w:proofErr w:type="spellStart"/>
-      <w:r>
-        <w:rPr>
-          <w:rStyle w:val="Extranjerismo"/>
-          <w:lang w:val="es-419"/>
-        </w:rPr>
-        <w:t>Person</w:t>
-      </w:r>
-      <w:proofErr w:type="spellEnd"/>
+        <w:t>Very Important Person</w:t>
+      </w:r>
       <w:r>
         <w:rPr>
           <w:rFonts w:ascii="Calibri" w:hAnsi="Calibri" w:cs="Calibri"/>
@@ -10017,7 +9835,7 @@
       <w:pPr>
         <w:pStyle w:val="Titulosgenerales"/>
       </w:pPr>
-      <w:bookmarkStart w:id="26" w:name="_Toc231571000"/>
+      <w:bookmarkStart w:id="26" w:name="_Toc233456572"/>
       <w:r>
         <w:lastRenderedPageBreak/>
         <w:t>Referencias bibliográficas</w:t>
@@ -10056,13 +9874,8 @@
       </w:r>
     </w:p>
     <w:p>
-      <w:proofErr w:type="spellStart"/>
-      <w:r>
-        <w:t>Canalis</w:t>
-      </w:r>
-      <w:proofErr w:type="spellEnd"/>
-      <w:r>
-        <w:t>, X. (2021). Historia de la llave de hotel. Hosteltur.</w:t>
+      <w:r>
+        <w:t>Canalis, X. (2021). Historia de la llave de hotel. Hosteltur.</w:t>
       </w:r>
     </w:p>
     <w:p>
@@ -10098,6 +9911,11 @@
     </w:p>
     <w:p>
       <w:r>
+        <w:t>Migración Colombia. (2020). Resolución 2357 de 2020, por la cual se establecen los criterios para el cumplimiento de obligaciones migratorias. Unidad Administrativa Especial Migración Colombia.</w:t>
+      </w:r>
+    </w:p>
+    <w:p>
+      <w:r>
         <w:t>Ministerio de Comercio, Industria y Turismo. (2003). Norma Técnica Sectorial Colombiana NTSH 003: establecimientos de alojamiento y hospedaje</w:t>
       </w:r>
       <w:r>
@@ -10129,11 +9947,6 @@
       </w:r>
       <w:r>
         <w:t>inisterio de Comercio, Industria y Turismo. (s. f.). Manual de buenas prácticas para la prevención de la explotación sexual comercial de niñas, niños y adolescentes (ESCNNA) en viajes y turismo. MinCIT.</w:t>
-      </w:r>
-    </w:p>
-    <w:p>
-      <w:r>
-        <w:t>Migración Colombia. (2020). Resolución 2357 de 2020, por la cual se establecen los criterios para el cumplimiento de obligaciones migratorias. Unidad Administrativa Especial Migración Colombia.</w:t>
       </w:r>
     </w:p>
     <w:p>
@@ -10166,7 +9979,7 @@
       <w:pPr>
         <w:pStyle w:val="Titulosgenerales"/>
       </w:pPr>
-      <w:bookmarkStart w:id="27" w:name="_Toc231571001"/>
+      <w:bookmarkStart w:id="27" w:name="_Toc233456573"/>
       <w:r>
         <w:lastRenderedPageBreak/>
         <w:t>C</w:t>
@@ -11178,8 +10991,8 @@
       </w:pPr>
     </w:p>
     <w:sectPr>
-      <w:headerReference w:type="default" r:id="rId17"/>
-      <w:footerReference w:type="default" r:id="rId18"/>
+      <w:headerReference w:type="default" r:id="rId18"/>
+      <w:footerReference w:type="default" r:id="rId19"/>
       <w:pgSz w:w="12240" w:h="15840"/>
       <w:pgMar w:top="1701" w:right="1134" w:bottom="1134" w:left="1134" w:header="709" w:footer="737" w:gutter="0"/>
       <w:pgNumType w:start="1"/>
@@ -16428,21 +16241,6 @@
 </file>
 
 <file path=customXml/item1.xml><?xml version="1.0" encoding="utf-8"?>
-<b:Sources xmlns:b="http://schemas.openxmlformats.org/officeDocument/2006/bibliography" xmlns="http://schemas.openxmlformats.org/officeDocument/2006/bibliography" SelectedStyle="\APASixthEditionOfficeOnline.xsl" StyleName="APA" Version="6"/>
-</file>
-
-<file path=customXml/item2.xml><?xml version="1.0" encoding="utf-8"?>
-<p:properties xmlns:p="http://schemas.microsoft.com/office/2006/metadata/properties" xmlns:xsi="http://www.w3.org/2001/XMLSchema-instance" xmlns:pc="http://schemas.microsoft.com/office/infopath/2007/PartnerControls">
-  <documentManagement>
-    <TaxCatchAll xmlns="13c90a0b-73bc-4dc0-be5f-28d77b615beb" xsi:nil="true"/>
-    <lcf76f155ced4ddcb4097134ff3c332f xmlns="13c93bba-48ce-428c-bfe5-88b42c19b028">
-      <Terms xmlns="http://schemas.microsoft.com/office/infopath/2007/PartnerControls"/>
-    </lcf76f155ced4ddcb4097134ff3c332f>
-  </documentManagement>
-</p:properties>
-</file>
-
-<file path=customXml/item3.xml><?xml version="1.0" encoding="utf-8"?>
 <?mso-contentType ?>
 <FormTemplates xmlns="http://schemas.microsoft.com/sharepoint/v3/contenttype/forms">
   <Display>DocumentLibraryForm</Display>
@@ -16451,7 +16249,7 @@
 </FormTemplates>
 </file>
 
-<file path=customXml/item4.xml><?xml version="1.0" encoding="utf-8"?>
+<file path=customXml/item2.xml><?xml version="1.0" encoding="utf-8"?>
 <ct:contentTypeSchema xmlns:ct="http://schemas.microsoft.com/office/2006/metadata/contentType" xmlns:ma="http://schemas.microsoft.com/office/2006/metadata/properties/metaAttributes" ct:_="" ma:_="" ma:contentTypeName="Documento" ma:contentTypeID="0x0101006A81D6BD42E8DF4C91013959704817E1" ma:contentTypeVersion="15" ma:contentTypeDescription="Crear nuevo documento." ma:contentTypeScope="" ma:versionID="bf4f72ffd194f0963ff564daca6869f7">
   <xsd:schema xmlns:xsd="http://www.w3.org/2001/XMLSchema" xmlns:xs="http://www.w3.org/2001/XMLSchema" xmlns:p="http://schemas.microsoft.com/office/2006/metadata/properties" xmlns:ns2="13c90a0b-73bc-4dc0-be5f-28d77b615beb" xmlns:ns3="13c93bba-48ce-428c-bfe5-88b42c19b028" targetNamespace="http://schemas.microsoft.com/office/2006/metadata/properties" ma:root="true" ma:fieldsID="8718d6f4873a5b1392a45044efa78385" ns2:_="" ns3:_="">
     <xsd:import namespace="13c90a0b-73bc-4dc0-be5f-28d77b615beb"/>
@@ -16686,26 +16484,22 @@
 </ct:contentTypeSchema>
 </file>
 
-<file path=customXml/itemProps1.xml><?xml version="1.0" encoding="utf-8"?>
-<ds:datastoreItem xmlns:ds="http://schemas.openxmlformats.org/officeDocument/2006/customXml" ds:itemID="{E8AB44A3-7C62-4BD2-82ED-8ABC209970FA}">
-  <ds:schemaRefs>
-    <ds:schemaRef ds:uri="http://schemas.openxmlformats.org/officeDocument/2006/bibliography"/>
-  </ds:schemaRefs>
-</ds:datastoreItem>
+<file path=customXml/item3.xml><?xml version="1.0" encoding="utf-8"?>
+<b:Sources xmlns:b="http://schemas.openxmlformats.org/officeDocument/2006/bibliography" xmlns="http://schemas.openxmlformats.org/officeDocument/2006/bibliography" SelectedStyle="\APASixthEditionOfficeOnline.xsl" StyleName="APA" Version="6"/>
 </file>
 
-<file path=customXml/itemProps2.xml><?xml version="1.0" encoding="utf-8"?>
-<ds:datastoreItem xmlns:ds="http://schemas.openxmlformats.org/officeDocument/2006/customXml" ds:itemID="{1145D752-ACC1-45E1-AB53-0C756F67FC7F}">
-  <ds:schemaRefs>
-    <ds:schemaRef ds:uri="http://schemas.microsoft.com/office/2006/metadata/properties"/>
-    <ds:schemaRef ds:uri="http://schemas.microsoft.com/office/infopath/2007/PartnerControls"/>
-    <ds:schemaRef ds:uri="13c90a0b-73bc-4dc0-be5f-28d77b615beb"/>
-    <ds:schemaRef ds:uri="13c93bba-48ce-428c-bfe5-88b42c19b028"/>
-  </ds:schemaRefs>
-</ds:datastoreItem>
+<file path=customXml/item4.xml><?xml version="1.0" encoding="utf-8"?>
+<p:properties xmlns:p="http://schemas.microsoft.com/office/2006/metadata/properties" xmlns:xsi="http://www.w3.org/2001/XMLSchema-instance" xmlns:pc="http://schemas.microsoft.com/office/infopath/2007/PartnerControls">
+  <documentManagement>
+    <TaxCatchAll xmlns="13c90a0b-73bc-4dc0-be5f-28d77b615beb" xsi:nil="true"/>
+    <lcf76f155ced4ddcb4097134ff3c332f xmlns="13c93bba-48ce-428c-bfe5-88b42c19b028">
+      <Terms xmlns="http://schemas.microsoft.com/office/infopath/2007/PartnerControls"/>
+    </lcf76f155ced4ddcb4097134ff3c332f>
+  </documentManagement>
+</p:properties>
 </file>
 
-<file path=customXml/itemProps3.xml><?xml version="1.0" encoding="utf-8"?>
+<file path=customXml/itemProps1.xml><?xml version="1.0" encoding="utf-8"?>
 <ds:datastoreItem xmlns:ds="http://schemas.openxmlformats.org/officeDocument/2006/customXml" ds:itemID="{81CBDEC1-3B00-44ED-AD36-0268077980BA}">
   <ds:schemaRefs>
     <ds:schemaRef ds:uri="http://schemas.microsoft.com/sharepoint/v3/contenttype/forms"/>
@@ -16713,7 +16507,7 @@
 </ds:datastoreItem>
 </file>
 
-<file path=customXml/itemProps4.xml><?xml version="1.0" encoding="utf-8"?>
+<file path=customXml/itemProps2.xml><?xml version="1.0" encoding="utf-8"?>
 <ds:datastoreItem xmlns:ds="http://schemas.openxmlformats.org/officeDocument/2006/customXml" ds:itemID="{DFF975EB-10CD-4A6A-86C0-912DA9FCCA64}">
   <ds:schemaRefs>
     <ds:schemaRef ds:uri="http://schemas.microsoft.com/office/2006/metadata/contentType"/>
@@ -16730,4 +16524,23 @@
     <ds:schemaRef ds:uri="http://schemas.microsoft.com/internal/obd"/>
   </ds:schemaRefs>
 </ds:datastoreItem>
+</file>
+
+<file path=customXml/itemProps3.xml><?xml version="1.0" encoding="utf-8"?>
+<ds:datastoreItem xmlns:ds="http://schemas.openxmlformats.org/officeDocument/2006/customXml" ds:itemID="{E8AB44A3-7C62-4BD2-82ED-8ABC209970FA}">
+  <ds:schemaRefs>
+    <ds:schemaRef ds:uri="http://schemas.openxmlformats.org/officeDocument/2006/bibliography"/>
+  </ds:schemaRefs>
+</ds:datastoreItem>
+</file>
+
+<file path=customXml/itemProps4.xml><?xml version="1.0" encoding="utf-8"?>
+<ds:datastoreItem xmlns:ds="http://schemas.openxmlformats.org/officeDocument/2006/customXml" ds:itemID="{1145D752-ACC1-45E1-AB53-0C756F67FC7F}">
+  <ds:schemaRefs>
+    <ds:schemaRef ds:uri="http://schemas.microsoft.com/office/2006/metadata/properties"/>
+    <ds:schemaRef ds:uri="http://schemas.microsoft.com/office/infopath/2007/PartnerControls"/>
+    <ds:schemaRef ds:uri="13c90a0b-73bc-4dc0-be5f-28d77b615beb"/>
+    <ds:schemaRef ds:uri="13c93bba-48ce-428c-bfe5-88b42c19b028"/>
+  </ds:schemaRefs>
+</ds:datastoreItem>
 </file>